--- a/Knowledge/3-Work knowledge/1-Software Engineering/2-General Technologies/9-Databases/5-My Source/1-Intro to Databases/2-Database Management System/7-In-Memory DBMS.docx
+++ b/Knowledge/3-Work knowledge/1-Software Engineering/2-General Technologies/9-Databases/5-My Source/1-Intro to Databases/2-Database Management System/7-In-Memory DBMS.docx
@@ -31,6 +31,7 @@
       </w:pPr>
       <w:r>
         <w:rPr>
+          <w:rFonts w:ascii="Arial" w:hAnsi="Arial" w:eastAsia="Arial"/>
           <w:b/>
           <w:color w:val="000000"/>
           <w:sz w:val="18"/>
@@ -40,6 +41,7 @@
       </w:r>
       <w:r>
         <w:rPr>
+          <w:rFonts w:ascii="Arial" w:hAnsi="Arial" w:eastAsia="Arial"/>
           <w:color w:val="000000"/>
           <w:sz w:val="18"/>
           <w:highlight w:val="lightGray"/>
@@ -48,6 +50,7 @@
       </w:r>
       <w:r>
         <w:rPr>
+          <w:rFonts w:ascii="Arial" w:hAnsi="Arial" w:eastAsia="Arial"/>
           <w:b/>
           <w:color w:val="000000"/>
           <w:sz w:val="18"/>
@@ -57,6 +60,7 @@
       </w:r>
       <w:r>
         <w:rPr>
+          <w:rFonts w:ascii="Arial" w:hAnsi="Arial" w:eastAsia="Arial"/>
           <w:color w:val="000000"/>
           <w:sz w:val="18"/>
           <w:highlight w:val="lightGray"/>
@@ -65,6 +69,7 @@
       </w:r>
       <w:r>
         <w:rPr>
+          <w:rFonts w:ascii="Arial" w:hAnsi="Arial" w:eastAsia="Arial"/>
           <w:b/>
           <w:color w:val="000000"/>
           <w:sz w:val="18"/>
@@ -74,6 +79,7 @@
       </w:r>
       <w:r>
         <w:rPr>
+          <w:rFonts w:ascii="Arial" w:hAnsi="Arial" w:eastAsia="Arial"/>
           <w:color w:val="000000"/>
           <w:sz w:val="18"/>
           <w:highlight w:val="lightGray"/>
@@ -220,6 +226,7 @@
       </w:pPr>
       <w:r>
         <w:rPr>
+          <w:rFonts w:ascii="Arial" w:hAnsi="Arial" w:eastAsia="Arial"/>
           <w:b/>
           <w:color w:val="000000"/>
           <w:sz w:val="18"/>
@@ -229,6 +236,7 @@
       </w:r>
       <w:r>
         <w:rPr>
+          <w:rFonts w:ascii="Arial" w:hAnsi="Arial" w:eastAsia="Arial"/>
           <w:color w:val="000000"/>
           <w:sz w:val="18"/>
           <w:highlight w:val="lightGray"/>
@@ -237,6 +245,7 @@
       </w:r>
       <w:r>
         <w:rPr>
+          <w:rFonts w:ascii="Arial" w:hAnsi="Arial" w:eastAsia="Arial"/>
           <w:b/>
           <w:color w:val="000000"/>
           <w:sz w:val="18"/>
@@ -246,6 +255,7 @@
       </w:r>
       <w:r>
         <w:rPr>
+          <w:rFonts w:ascii="Arial" w:hAnsi="Arial" w:eastAsia="Arial"/>
           <w:color w:val="000000"/>
           <w:sz w:val="18"/>
           <w:highlight w:val="lightGray"/>
@@ -254,6 +264,7 @@
       </w:r>
       <w:r>
         <w:rPr>
+          <w:rFonts w:ascii="Arial" w:hAnsi="Arial" w:eastAsia="Arial"/>
           <w:b/>
           <w:color w:val="000000"/>
           <w:sz w:val="18"/>
@@ -263,6 +274,7 @@
       </w:r>
       <w:r>
         <w:rPr>
+          <w:rFonts w:ascii="Arial" w:hAnsi="Arial" w:eastAsia="Arial"/>
           <w:color w:val="000000"/>
           <w:sz w:val="18"/>
           <w:highlight w:val="lightGray"/>
@@ -696,6 +708,7 @@
       </w:pPr>
       <w:r>
         <w:rPr>
+          <w:rFonts w:ascii="Arial" w:hAnsi="Arial" w:eastAsia="Arial"/>
           <w:b/>
           <w:color w:val="000000"/>
           <w:sz w:val="18"/>
@@ -705,6 +718,7 @@
       </w:r>
       <w:r>
         <w:rPr>
+          <w:rFonts w:ascii="Arial" w:hAnsi="Arial" w:eastAsia="Arial"/>
           <w:color w:val="000000"/>
           <w:sz w:val="18"/>
           <w:highlight w:val="lightGray"/>
@@ -713,6 +727,7 @@
       </w:r>
       <w:r>
         <w:rPr>
+          <w:rFonts w:ascii="Arial" w:hAnsi="Arial" w:eastAsia="Arial"/>
           <w:b/>
           <w:color w:val="000000"/>
           <w:sz w:val="18"/>
@@ -722,6 +737,7 @@
       </w:r>
       <w:r>
         <w:rPr>
+          <w:rFonts w:ascii="Arial" w:hAnsi="Arial" w:eastAsia="Arial"/>
           <w:color w:val="000000"/>
           <w:sz w:val="18"/>
           <w:highlight w:val="lightGray"/>
@@ -730,6 +746,7 @@
       </w:r>
       <w:r>
         <w:rPr>
+          <w:rFonts w:ascii="Arial" w:hAnsi="Arial" w:eastAsia="Arial"/>
           <w:b/>
           <w:color w:val="000000"/>
           <w:sz w:val="18"/>
@@ -739,6 +756,7 @@
       </w:r>
       <w:r>
         <w:rPr>
+          <w:rFonts w:ascii="Arial" w:hAnsi="Arial" w:eastAsia="Arial"/>
           <w:color w:val="000000"/>
           <w:sz w:val="18"/>
           <w:highlight w:val="lightGray"/>
@@ -877,6 +895,7 @@
       </w:pPr>
       <w:r>
         <w:rPr>
+          <w:rFonts w:ascii="Arial" w:hAnsi="Arial" w:eastAsia="Arial"/>
           <w:b/>
           <w:color w:val="000000"/>
           <w:sz w:val="18"/>
@@ -886,6 +905,7 @@
       </w:r>
       <w:r>
         <w:rPr>
+          <w:rFonts w:ascii="Arial" w:hAnsi="Arial" w:eastAsia="Arial"/>
           <w:color w:val="000000"/>
           <w:sz w:val="18"/>
           <w:highlight w:val="lightGray"/>
@@ -894,6 +914,7 @@
       </w:r>
       <w:r>
         <w:rPr>
+          <w:rFonts w:ascii="Arial" w:hAnsi="Arial" w:eastAsia="Arial"/>
           <w:b/>
           <w:color w:val="000000"/>
           <w:sz w:val="18"/>
@@ -903,6 +924,7 @@
       </w:r>
       <w:r>
         <w:rPr>
+          <w:rFonts w:ascii="Arial" w:hAnsi="Arial" w:eastAsia="Arial"/>
           <w:color w:val="000000"/>
           <w:sz w:val="18"/>
           <w:highlight w:val="lightGray"/>
@@ -911,6 +933,7 @@
       </w:r>
       <w:r>
         <w:rPr>
+          <w:rFonts w:ascii="Arial" w:hAnsi="Arial" w:eastAsia="Arial"/>
           <w:b/>
           <w:color w:val="000000"/>
           <w:sz w:val="18"/>
@@ -920,6 +943,7 @@
       </w:r>
       <w:r>
         <w:rPr>
+          <w:rFonts w:ascii="Arial" w:hAnsi="Arial" w:eastAsia="Arial"/>
           <w:color w:val="000000"/>
           <w:sz w:val="18"/>
           <w:highlight w:val="lightGray"/>
@@ -1442,6 +1466,7 @@
       </w:pPr>
       <w:r>
         <w:rPr>
+          <w:rFonts w:ascii="Arial" w:hAnsi="Arial" w:eastAsia="Arial"/>
           <w:b/>
           <w:color w:val="000000"/>
           <w:sz w:val="18"/>
@@ -1451,6 +1476,7 @@
       </w:r>
       <w:r>
         <w:rPr>
+          <w:rFonts w:ascii="Arial" w:hAnsi="Arial" w:eastAsia="Arial"/>
           <w:color w:val="000000"/>
           <w:sz w:val="18"/>
           <w:highlight w:val="lightGray"/>
@@ -1459,6 +1485,7 @@
       </w:r>
       <w:r>
         <w:rPr>
+          <w:rFonts w:ascii="Arial" w:hAnsi="Arial" w:eastAsia="Arial"/>
           <w:b/>
           <w:color w:val="000000"/>
           <w:sz w:val="18"/>
@@ -1468,6 +1495,7 @@
       </w:r>
       <w:r>
         <w:rPr>
+          <w:rFonts w:ascii="Arial" w:hAnsi="Arial" w:eastAsia="Arial"/>
           <w:color w:val="000000"/>
           <w:sz w:val="18"/>
           <w:highlight w:val="lightGray"/>
@@ -1476,6 +1504,7 @@
       </w:r>
       <w:r>
         <w:rPr>
+          <w:rFonts w:ascii="Arial" w:hAnsi="Arial" w:eastAsia="Arial"/>
           <w:b/>
           <w:color w:val="000000"/>
           <w:sz w:val="18"/>
@@ -1485,6 +1514,7 @@
       </w:r>
       <w:r>
         <w:rPr>
+          <w:rFonts w:ascii="Arial" w:hAnsi="Arial" w:eastAsia="Arial"/>
           <w:color w:val="000000"/>
           <w:sz w:val="18"/>
           <w:highlight w:val="lightGray"/>
@@ -1940,6 +1970,7 @@
       </w:pPr>
       <w:r>
         <w:rPr>
+          <w:rFonts w:ascii="Arial" w:hAnsi="Arial" w:eastAsia="Arial"/>
           <w:b/>
           <w:color w:val="000000"/>
           <w:sz w:val="18"/>
@@ -1949,6 +1980,7 @@
       </w:r>
       <w:r>
         <w:rPr>
+          <w:rFonts w:ascii="Arial" w:hAnsi="Arial" w:eastAsia="Arial"/>
           <w:color w:val="000000"/>
           <w:sz w:val="18"/>
           <w:highlight w:val="lightGray"/>
@@ -1957,6 +1989,7 @@
       </w:r>
       <w:r>
         <w:rPr>
+          <w:rFonts w:ascii="Arial" w:hAnsi="Arial" w:eastAsia="Arial"/>
           <w:b/>
           <w:color w:val="000000"/>
           <w:sz w:val="18"/>
@@ -1966,6 +1999,7 @@
       </w:r>
       <w:r>
         <w:rPr>
+          <w:rFonts w:ascii="Arial" w:hAnsi="Arial" w:eastAsia="Arial"/>
           <w:color w:val="000000"/>
           <w:sz w:val="18"/>
           <w:highlight w:val="lightGray"/>
@@ -1974,6 +2008,7 @@
       </w:r>
       <w:r>
         <w:rPr>
+          <w:rFonts w:ascii="Arial" w:hAnsi="Arial" w:eastAsia="Arial"/>
           <w:b/>
           <w:color w:val="000000"/>
           <w:sz w:val="18"/>
@@ -1983,6 +2018,7 @@
       </w:r>
       <w:r>
         <w:rPr>
+          <w:rFonts w:ascii="Arial" w:hAnsi="Arial" w:eastAsia="Arial"/>
           <w:color w:val="000000"/>
           <w:sz w:val="18"/>
           <w:highlight w:val="lightGray"/>
@@ -2321,6 +2357,7 @@
       </w:pPr>
       <w:r>
         <w:rPr>
+          <w:rFonts w:ascii="Arial" w:hAnsi="Arial" w:eastAsia="Arial"/>
           <w:b/>
           <w:color w:val="000000"/>
           <w:sz w:val="18"/>
@@ -2330,6 +2367,7 @@
       </w:r>
       <w:r>
         <w:rPr>
+          <w:rFonts w:ascii="Arial" w:hAnsi="Arial" w:eastAsia="Arial"/>
           <w:color w:val="000000"/>
           <w:sz w:val="18"/>
           <w:highlight w:val="lightGray"/>
@@ -2338,6 +2376,7 @@
       </w:r>
       <w:r>
         <w:rPr>
+          <w:rFonts w:ascii="Arial" w:hAnsi="Arial" w:eastAsia="Arial"/>
           <w:b/>
           <w:color w:val="000000"/>
           <w:sz w:val="18"/>
@@ -2347,6 +2386,7 @@
       </w:r>
       <w:r>
         <w:rPr>
+          <w:rFonts w:ascii="Arial" w:hAnsi="Arial" w:eastAsia="Arial"/>
           <w:color w:val="000000"/>
           <w:sz w:val="18"/>
           <w:highlight w:val="lightGray"/>
@@ -2355,6 +2395,7 @@
       </w:r>
       <w:r>
         <w:rPr>
+          <w:rFonts w:ascii="Arial" w:hAnsi="Arial" w:eastAsia="Arial"/>
           <w:b/>
           <w:color w:val="000000"/>
           <w:sz w:val="18"/>
@@ -2364,6 +2405,7 @@
       </w:r>
       <w:r>
         <w:rPr>
+          <w:rFonts w:ascii="Arial" w:hAnsi="Arial" w:eastAsia="Arial"/>
           <w:color w:val="000000"/>
           <w:sz w:val="18"/>
           <w:highlight w:val="lightGray"/>

--- a/Knowledge/3-Work knowledge/1-Software Engineering/2-General Technologies/9-Databases/5-My Source/1-Intro to Databases/2-Database Management System/7-In-Memory DBMS.docx
+++ b/Knowledge/3-Work knowledge/1-Software Engineering/2-General Technologies/9-Databases/5-My Source/1-Intro to Databases/2-Database Management System/7-In-Memory DBMS.docx
@@ -9,6 +9,9 @@
       <w:bookmarkStart w:id="0" w:name="_r72lv5mfbn28" w:colFirst="0" w:colLast="0"/>
       <w:bookmarkEnd w:id="0"/>
       <w:r>
+        <w:rPr>
+          <w:rFonts w:ascii="Calibri Light" w:hAnsi="Calibri Light" w:eastAsia="Calibri Light"/>
+        </w:rPr>
         <w:t>In-Memory DBMS</w:t>
       </w:r>
     </w:p>
@@ -22,6 +25,9 @@
       <w:bookmarkStart w:id="1" w:name="_tkp8vbq1qzhc" w:colFirst="0" w:colLast="0"/>
       <w:bookmarkEnd w:id="1"/>
       <w:r>
+        <w:rPr>
+          <w:rFonts w:ascii="Calibri Light" w:hAnsi="Calibri Light" w:eastAsia="Calibri Light"/>
+        </w:rPr>
         <w:t>⚡ What Is an In-Memory DBMS?</w:t>
       </w:r>
     </w:p>
@@ -205,6 +211,7 @@
       <w:bookmarkEnd w:id="2"/>
       <w:r>
         <w:rPr>
+          <w:rFonts w:ascii="Calibri Light" w:hAnsi="Calibri Light" w:eastAsia="Calibri Light"/>
           <w:b/>
           <w:bCs/>
           <w:sz w:val="34"/>
@@ -694,6 +701,7 @@
       <w:bookmarkEnd w:id="3"/>
       <w:r>
         <w:rPr>
+          <w:rFonts w:ascii="Calibri Light" w:hAnsi="Calibri Light" w:eastAsia="Calibri Light"/>
           <w:b/>
           <w:bCs/>
           <w:sz w:val="34"/>
@@ -874,6 +882,7 @@
       <w:bookmarkEnd w:id="4"/>
       <w:r>
         <w:rPr>
+          <w:rFonts w:ascii="Calibri Light" w:hAnsi="Calibri Light" w:eastAsia="Calibri Light"/>
           <w:b/>
           <w:bCs/>
           <w:sz w:val="34"/>
@@ -1445,6 +1454,7 @@
       <w:bookmarkEnd w:id="5"/>
       <w:r>
         <w:rPr>
+          <w:rFonts w:ascii="Calibri Light" w:hAnsi="Calibri Light" w:eastAsia="Calibri Light"/>
           <w:b/>
           <w:bCs/>
           <w:sz w:val="34"/>
@@ -1949,6 +1959,7 @@
       <w:bookmarkEnd w:id="6"/>
       <w:r>
         <w:rPr>
+          <w:rFonts w:ascii="Calibri Light" w:hAnsi="Calibri Light" w:eastAsia="Calibri Light"/>
           <w:b/>
           <w:bCs/>
           <w:sz w:val="34"/>
@@ -2343,6 +2354,7 @@
       <w:bookmarkEnd w:id="7"/>
       <w:r>
         <w:rPr>
+          <w:rFonts w:ascii="Calibri Light" w:hAnsi="Calibri Light" w:eastAsia="Calibri Light"/>
           <w:b/>
           <w:bCs/>
           <w:sz w:val="34"/>
